--- a/klagomål/A 50278-2025 FSC-klagomål.docx
+++ b/klagomål/A 50278-2025 FSC-klagomål.docx
@@ -1027,7 +1027,7 @@
     <w:r>
       <w:tab/>
       <w:tab/>
-      <w:t>2026-06-02</w:t>
+      <w:t>2026-06-03</w:t>
       <w:br/>
       <w:br/>
     </w:r>

--- a/klagomål/A 50278-2025 FSC-klagomål.docx
+++ b/klagomål/A 50278-2025 FSC-klagomål.docx
@@ -1027,7 +1027,7 @@
     <w:r>
       <w:tab/>
       <w:tab/>
-      <w:t>2026-06-03</w:t>
+      <w:t>2026-06-04</w:t>
       <w:br/>
       <w:br/>
     </w:r>

--- a/klagomål/A 50278-2025 FSC-klagomål.docx
+++ b/klagomål/A 50278-2025 FSC-klagomål.docx
@@ -1027,7 +1027,7 @@
     <w:r>
       <w:tab/>
       <w:tab/>
-      <w:t>2026-06-04</w:t>
+      <w:t>2026-06-05</w:t>
       <w:br/>
       <w:br/>
     </w:r>

--- a/klagomål/A 50278-2025 FSC-klagomål.docx
+++ b/klagomål/A 50278-2025 FSC-klagomål.docx
@@ -1027,7 +1027,7 @@
     <w:r>
       <w:tab/>
       <w:tab/>
-      <w:t>2026-06-05</w:t>
+      <w:t>2026-06-06</w:t>
       <w:br/>
       <w:br/>
     </w:r>

--- a/klagomål/A 50278-2025 FSC-klagomål.docx
+++ b/klagomål/A 50278-2025 FSC-klagomål.docx
@@ -1027,7 +1027,7 @@
     <w:r>
       <w:tab/>
       <w:tab/>
-      <w:t>2026-06-06</w:t>
+      <w:t>2026-06-07</w:t>
       <w:br/>
       <w:br/>
     </w:r>

--- a/klagomål/A 50278-2025 FSC-klagomål.docx
+++ b/klagomål/A 50278-2025 FSC-klagomål.docx
@@ -1027,7 +1027,7 @@
     <w:r>
       <w:tab/>
       <w:tab/>
-      <w:t>2026-06-07</w:t>
+      <w:t>2026-06-08</w:t>
       <w:br/>
       <w:br/>
     </w:r>
